--- a/Lnnn-Dpe/L105-Eup.docx
+++ b/Lnnn-Dpe/L105-Eup.docx
@@ -5603,6 +5603,1513 @@
           <w:lang w:val="en-GB"/>
         </w:rPr>
         <w:t>πεντακόσια ὀγδοήκοντα. ἀπὸ δὲ τοῦ χρόνου τούτου ἄχρι τῶν ἐν Ῥώμῃ ὑπάτων Γναίου Δομετίου καὶ Ἀσινίου συναθροίζεται ἔτη ἑκατὸν εἴκοσι.</w:t>
+      </w:r>
+    </w:p>
+    <w:p>
+      <w:pPr>
+        <w:keepNext/>
+        <w:widowControl w:val="0"/>
+        <w:spacing w:before="120"/>
+        <w:jc w:val="center"/>
+        <w:rPr>
+          <w:rFonts w:ascii="Gentium" w:hAnsi="Gentium" w:cs="Gentium"/>
+          <w:b/>
+          <w:bCs/>
+          <w:i/>
+          <w:iCs/>
+          <w:sz w:val="32"/>
+          <w:szCs w:val="32"/>
+          <w:u w:val="single" w:color="00B050"/>
+          <w:lang w:val="en-GB"/>
+        </w:rPr>
+        <w:sectPr>
+          <w:type w:val="continuous"/>
+          <w:pgSz w:w="16838" w:h="11906" w:orient="landscape" w:code="9"/>
+          <w:pgMar w:top="1418" w:right="1418" w:bottom="1418" w:left="1418" w:header="709" w:footer="709" w:gutter="0"/>
+          <w:cols w:space="708"/>
+          <w:docGrid w:linePitch="360"/>
+        </w:sectPr>
+      </w:pPr>
+    </w:p>
+    <w:p>
+      <w:pPr>
+        <w:keepNext/>
+        <w:widowControl w:val="0"/>
+        <w:spacing w:before="360"/>
+        <w:jc w:val="center"/>
+        <w:rPr>
+          <w:rFonts w:ascii="Gentium" w:hAnsi="Gentium" w:cs="Gentium"/>
+          <w:i/>
+          <w:iCs/>
+          <w:sz w:val="26"/>
+          <w:szCs w:val="26"/>
+          <w:u w:color="00B050"/>
+          <w:lang w:val="en-GB"/>
+        </w:rPr>
+      </w:pPr>
+      <w:r>
+        <w:rPr>
+          <w:rFonts w:ascii="Gentium" w:hAnsi="Gentium" w:cs="Gentium"/>
+          <w:b/>
+          <w:bCs/>
+          <w:i/>
+          <w:iCs/>
+          <w:sz w:val="32"/>
+          <w:szCs w:val="32"/>
+          <w:u w:val="single" w:color="00B050"/>
+          <w:lang w:val="en-GB"/>
+        </w:rPr>
+        <w:t>Spurious Fragment A</w:t>
+      </w:r>
+      <w:r>
+        <w:rPr>
+          <w:rFonts w:ascii="Gentium" w:hAnsi="Gentium" w:cs="Gentium"/>
+          <w:b/>
+          <w:bCs/>
+          <w:i/>
+          <w:iCs/>
+          <w:sz w:val="32"/>
+          <w:szCs w:val="32"/>
+          <w:u w:val="single" w:color="00B050"/>
+        </w:rPr>
+        <w:br/>
+      </w:r>
+      <w:r>
+        <w:rPr>
+          <w:rFonts w:ascii="Gentium" w:hAnsi="Gentium" w:cs="Gentium"/>
+          <w:i/>
+          <w:iCs/>
+          <w:sz w:val="26"/>
+          <w:szCs w:val="26"/>
+          <w:u w:color="00B050"/>
+        </w:rPr>
+        <w:t>Eusebius, Praep. Evang. 9.17.</w:t>
+      </w:r>
+      <w:r>
+        <w:rPr>
+          <w:rFonts w:ascii="Gentium" w:hAnsi="Gentium" w:cs="Gentium"/>
+          <w:i/>
+          <w:iCs/>
+          <w:sz w:val="26"/>
+          <w:szCs w:val="26"/>
+          <w:u w:color="00B050"/>
+          <w:lang w:val="en-GB"/>
+        </w:rPr>
+        <w:t>2–9</w:t>
+      </w:r>
+    </w:p>
+    <w:p>
+      <w:pPr>
+        <w:keepNext/>
+        <w:widowControl w:val="0"/>
+        <w:jc w:val="center"/>
+        <w:rPr>
+          <w:rFonts w:ascii="Gentium" w:hAnsi="Gentium" w:cs="Gentium"/>
+          <w:b/>
+          <w:bCs/>
+          <w:i/>
+          <w:iCs/>
+          <w:sz w:val="32"/>
+          <w:szCs w:val="32"/>
+          <w:u w:val="single" w:color="00B050"/>
+        </w:rPr>
+      </w:pPr>
+      <w:r>
+        <w:rPr>
+          <w:rFonts w:ascii="Gentium" w:hAnsi="Gentium" w:cs="Gentium"/>
+          <w:i/>
+          <w:iCs/>
+          <w:color w:val="3A7C22" w:themeColor="accent6" w:themeShade="BF"/>
+          <w:sz w:val="26"/>
+          <w:szCs w:val="26"/>
+          <w:u w:color="00B050"/>
+        </w:rPr>
+        <w:t>[Eusebius: Eusebii Caesariensis Opera, Volume 1-2. Dindorf, Ludwig, editor. Leipzig: Teubner, 1867.]</w:t>
+      </w:r>
+    </w:p>
+    <w:p>
+      <w:pPr>
+        <w:spacing w:before="120"/>
+        <w:jc w:val="both"/>
+        <w:rPr>
+          <w:rFonts w:ascii="Gentium" w:hAnsi="Gentium" w:cs="Gentium"/>
+          <w:i/>
+          <w:iCs/>
+          <w:color w:val="7030A0"/>
+          <w:sz w:val="28"/>
+          <w:szCs w:val="28"/>
+          <w:lang w:val="en-GB"/>
+        </w:rPr>
+      </w:pPr>
+      <w:r>
+        <w:rPr>
+          <w:rFonts w:ascii="Gentium" w:hAnsi="Gentium" w:cs="Gentium"/>
+          <w:b/>
+          <w:bCs/>
+          <w:i/>
+          <w:iCs/>
+          <w:color w:val="EE0000"/>
+          <w:sz w:val="28"/>
+          <w:szCs w:val="28"/>
+          <w:vertAlign w:val="superscript"/>
+          <w:lang w:val="en-GB"/>
+        </w:rPr>
+        <w:t>2</w:t>
+      </w:r>
+      <w:r>
+        <w:rPr>
+          <w:rFonts w:ascii="Gentium" w:hAnsi="Gentium" w:cs="Gentium"/>
+          <w:i/>
+          <w:iCs/>
+          <w:color w:val="EE0000"/>
+          <w:sz w:val="28"/>
+          <w:szCs w:val="28"/>
+          <w:lang w:val="en-GB"/>
+        </w:rPr>
+        <w:t> </w:t>
+      </w:r>
+      <w:r>
+        <w:rPr>
+          <w:rFonts w:ascii="Gentium" w:hAnsi="Gentium" w:cs="Gentium"/>
+          <w:i/>
+          <w:iCs/>
+          <w:color w:val="7030A0"/>
+          <w:sz w:val="28"/>
+          <w:szCs w:val="28"/>
+          <w:lang w:val="en-GB"/>
+        </w:rPr>
+        <w:t>Εὐπόλεμος δὲ έν τῷ περὶ Ἰουδαίων τῆς Ἀδσυρίας</w:t>
+      </w:r>
+      <w:r>
+        <w:rPr>
+          <w:rFonts w:ascii="Gentium" w:hAnsi="Gentium" w:cs="Gentium"/>
+          <w:i/>
+          <w:iCs/>
+          <w:color w:val="7030A0"/>
+          <w:sz w:val="28"/>
+          <w:szCs w:val="28"/>
+          <w:lang w:val="en-GB"/>
+        </w:rPr>
+        <w:t xml:space="preserve"> </w:t>
+      </w:r>
+      <w:r>
+        <w:rPr>
+          <w:rFonts w:ascii="Gentium" w:hAnsi="Gentium" w:cs="Gentium"/>
+          <w:i/>
+          <w:iCs/>
+          <w:color w:val="7030A0"/>
+          <w:sz w:val="28"/>
+          <w:szCs w:val="28"/>
+          <w:lang w:val="en-GB"/>
+        </w:rPr>
+        <w:t>φησὶ πόλιν Βαβυλῶνα πρῶτον μὲν κτισθῆναι ὑπὸ τῶν διασωθέντων ἐκ τοῦ κατακλυσμοῦ</w:t>
+      </w:r>
+      <w:r>
+        <w:rPr>
+          <w:rFonts w:ascii="Gentium" w:hAnsi="Gentium" w:cs="Gentium"/>
+          <w:i/>
+          <w:iCs/>
+          <w:color w:val="7030A0"/>
+          <w:sz w:val="28"/>
+          <w:szCs w:val="28"/>
+          <w:lang w:val="en-GB"/>
+        </w:rPr>
+        <w:t>·</w:t>
+      </w:r>
+      <w:r>
+        <w:rPr>
+          <w:rFonts w:ascii="Gentium" w:hAnsi="Gentium" w:cs="Gentium"/>
+          <w:i/>
+          <w:iCs/>
+          <w:color w:val="7030A0"/>
+          <w:sz w:val="28"/>
+          <w:szCs w:val="28"/>
+          <w:lang w:val="en-GB"/>
+        </w:rPr>
+        <w:t xml:space="preserve"> εἶναι</w:t>
+      </w:r>
+      <w:r>
+        <w:rPr>
+          <w:rFonts w:ascii="Gentium" w:hAnsi="Gentium" w:cs="Gentium"/>
+          <w:i/>
+          <w:iCs/>
+          <w:color w:val="7030A0"/>
+          <w:sz w:val="28"/>
+          <w:szCs w:val="28"/>
+          <w:lang w:val="en-GB"/>
+        </w:rPr>
+        <w:t xml:space="preserve"> </w:t>
+      </w:r>
+      <w:r>
+        <w:rPr>
+          <w:rFonts w:ascii="Gentium" w:hAnsi="Gentium" w:cs="Gentium"/>
+          <w:i/>
+          <w:iCs/>
+          <w:color w:val="7030A0"/>
+          <w:sz w:val="28"/>
+          <w:szCs w:val="28"/>
+          <w:lang w:val="en-GB"/>
+        </w:rPr>
+        <w:t>δὲ αὐτοὺς γίγαντας, οἰκοδομεῖν δὲ τὸν ἱστορούμενον πύργον.</w:t>
+      </w:r>
+      <w:r>
+        <w:rPr>
+          <w:rFonts w:ascii="Gentium" w:hAnsi="Gentium" w:cs="Gentium"/>
+          <w:i/>
+          <w:iCs/>
+          <w:color w:val="7030A0"/>
+          <w:sz w:val="28"/>
+          <w:szCs w:val="28"/>
+          <w:lang w:val="en-GB"/>
+        </w:rPr>
+        <w:t xml:space="preserve"> </w:t>
+      </w:r>
+      <w:r>
+        <w:rPr>
+          <w:rFonts w:ascii="Gentium" w:hAnsi="Gentium" w:cs="Gentium"/>
+          <w:b/>
+          <w:bCs/>
+          <w:i/>
+          <w:iCs/>
+          <w:color w:val="EE0000"/>
+          <w:sz w:val="28"/>
+          <w:szCs w:val="28"/>
+          <w:vertAlign w:val="superscript"/>
+          <w:lang w:val="en-GB"/>
+        </w:rPr>
+        <w:t>3</w:t>
+      </w:r>
+      <w:r>
+        <w:rPr>
+          <w:rFonts w:ascii="Gentium" w:hAnsi="Gentium" w:cs="Gentium"/>
+          <w:i/>
+          <w:iCs/>
+          <w:color w:val="EE0000"/>
+          <w:sz w:val="28"/>
+          <w:szCs w:val="28"/>
+          <w:lang w:val="en-GB"/>
+        </w:rPr>
+        <w:t> </w:t>
+      </w:r>
+      <w:r>
+        <w:rPr>
+          <w:rFonts w:ascii="Gentium" w:hAnsi="Gentium" w:cs="Gentium"/>
+          <w:i/>
+          <w:iCs/>
+          <w:color w:val="7030A0"/>
+          <w:sz w:val="28"/>
+          <w:szCs w:val="28"/>
+          <w:lang w:val="en-GB"/>
+        </w:rPr>
+        <w:t>πεσόντος δὲ τούτου ὑπὸ τῆς τοῦ θεοῦ ἐνεργείας τοὺς γίγαντας διασπαρῆναι καθ’ ὅλην τὴν</w:t>
+      </w:r>
+      <w:r>
+        <w:rPr>
+          <w:rFonts w:ascii="Gentium" w:hAnsi="Gentium" w:cs="Gentium"/>
+          <w:i/>
+          <w:iCs/>
+          <w:color w:val="7030A0"/>
+          <w:sz w:val="28"/>
+          <w:szCs w:val="28"/>
+          <w:lang w:val="en-GB"/>
+        </w:rPr>
+        <w:t xml:space="preserve"> </w:t>
+      </w:r>
+      <w:r>
+        <w:rPr>
+          <w:rFonts w:ascii="Gentium" w:hAnsi="Gentium" w:cs="Gentium"/>
+          <w:i/>
+          <w:iCs/>
+          <w:color w:val="7030A0"/>
+          <w:sz w:val="28"/>
+          <w:szCs w:val="28"/>
+          <w:lang w:val="en-GB"/>
+        </w:rPr>
+        <w:t>γῆν. δεκάτῃ δὲ γενεᾷ, φησὶν, ἐν πόλει τῆς Βαβυλωνίας</w:t>
+      </w:r>
+      <w:r>
+        <w:rPr>
+          <w:rFonts w:ascii="Gentium" w:hAnsi="Gentium" w:cs="Gentium"/>
+          <w:i/>
+          <w:iCs/>
+          <w:color w:val="7030A0"/>
+          <w:sz w:val="28"/>
+          <w:szCs w:val="28"/>
+          <w:lang w:val="en-GB"/>
+        </w:rPr>
+        <w:t xml:space="preserve"> </w:t>
+      </w:r>
+      <w:r>
+        <w:rPr>
+          <w:rFonts w:ascii="Gentium" w:hAnsi="Gentium" w:cs="Gentium"/>
+          <w:i/>
+          <w:iCs/>
+          <w:color w:val="7030A0"/>
+          <w:sz w:val="28"/>
+          <w:szCs w:val="28"/>
+          <w:lang w:val="en-GB"/>
+        </w:rPr>
+        <w:t>Καμαρίνῃ, ἥν τινας λέγειν πόλιν Οὐρίην</w:t>
+      </w:r>
+      <w:r>
+        <w:rPr>
+          <w:rFonts w:ascii="Gentium" w:hAnsi="Gentium" w:cs="Gentium"/>
+          <w:i/>
+          <w:iCs/>
+          <w:color w:val="7030A0"/>
+          <w:sz w:val="28"/>
+          <w:szCs w:val="28"/>
+          <w:lang w:val="en-GB"/>
+        </w:rPr>
+        <w:t>·</w:t>
+      </w:r>
+      <w:r>
+        <w:rPr>
+          <w:rFonts w:ascii="Gentium" w:hAnsi="Gentium" w:cs="Gentium"/>
+          <w:i/>
+          <w:iCs/>
+          <w:color w:val="7030A0"/>
+          <w:sz w:val="28"/>
+          <w:szCs w:val="28"/>
+          <w:lang w:val="en-GB"/>
+        </w:rPr>
+        <w:t xml:space="preserve"> </w:t>
+      </w:r>
+      <w:r>
+        <w:rPr>
+          <w:rFonts w:ascii="Gentium" w:hAnsi="Gentium" w:cs="Gentium"/>
+          <w:i/>
+          <w:iCs/>
+          <w:color w:val="7030A0"/>
+          <w:sz w:val="28"/>
+          <w:szCs w:val="28"/>
+          <w:lang w:val="en-GB"/>
+        </w:rPr>
+        <w:t>(</w:t>
+      </w:r>
+      <w:r>
+        <w:rPr>
+          <w:rFonts w:ascii="Gentium" w:hAnsi="Gentium" w:cs="Gentium"/>
+          <w:i/>
+          <w:iCs/>
+          <w:color w:val="7030A0"/>
+          <w:sz w:val="28"/>
+          <w:szCs w:val="28"/>
+          <w:lang w:val="en-GB"/>
+        </w:rPr>
+        <w:t>εἶναι δὲ μεθερμηνευομένην Χαλδαίων πόλιν) ἐν τρισκαιδεκάτῃ γενέσθαι Ἀβραὰμ γενεᾷ, εὐγενείᾳ καὶ σοφίᾳ πάντας ὑπερβεβηκότα, ὃν δὴ καὶ τὴν ἀστρολογίαν καὶ Χαλδαικὴν εὑρεῖν, ἐπί τε τὴν εὐσέβειαν</w:t>
+      </w:r>
+      <w:r>
+        <w:rPr>
+          <w:rFonts w:ascii="Gentium" w:hAnsi="Gentium" w:cs="Gentium"/>
+          <w:i/>
+          <w:iCs/>
+          <w:color w:val="7030A0"/>
+          <w:sz w:val="28"/>
+          <w:szCs w:val="28"/>
+          <w:lang w:val="en-GB"/>
+        </w:rPr>
+        <w:t xml:space="preserve"> </w:t>
+      </w:r>
+      <w:r>
+        <w:rPr>
+          <w:rFonts w:ascii="Gentium" w:hAnsi="Gentium" w:cs="Gentium"/>
+          <w:i/>
+          <w:iCs/>
+          <w:color w:val="7030A0"/>
+          <w:sz w:val="28"/>
+          <w:szCs w:val="28"/>
+          <w:lang w:val="en-GB"/>
+        </w:rPr>
+        <w:t>ὁρμήσαντα εὐαρεστῆσαι τῷ θεῷ.</w:t>
+      </w:r>
+      <w:r>
+        <w:rPr>
+          <w:rFonts w:ascii="Gentium" w:hAnsi="Gentium" w:cs="Gentium"/>
+          <w:i/>
+          <w:iCs/>
+          <w:color w:val="7030A0"/>
+          <w:sz w:val="28"/>
+          <w:szCs w:val="28"/>
+          <w:lang w:val="en-GB"/>
+        </w:rPr>
+        <w:t xml:space="preserve"> </w:t>
+      </w:r>
+      <w:r>
+        <w:rPr>
+          <w:rFonts w:ascii="Gentium" w:hAnsi="Gentium" w:cs="Gentium"/>
+          <w:b/>
+          <w:bCs/>
+          <w:i/>
+          <w:iCs/>
+          <w:color w:val="EE0000"/>
+          <w:sz w:val="28"/>
+          <w:szCs w:val="28"/>
+          <w:vertAlign w:val="superscript"/>
+          <w:lang w:val="en-GB"/>
+        </w:rPr>
+        <w:t>4</w:t>
+      </w:r>
+      <w:r>
+        <w:rPr>
+          <w:rFonts w:ascii="Gentium" w:hAnsi="Gentium" w:cs="Gentium"/>
+          <w:i/>
+          <w:iCs/>
+          <w:color w:val="EE0000"/>
+          <w:sz w:val="28"/>
+          <w:szCs w:val="28"/>
+          <w:lang w:val="en-GB"/>
+        </w:rPr>
+        <w:t> </w:t>
+      </w:r>
+      <w:r>
+        <w:rPr>
+          <w:rFonts w:ascii="Gentium" w:hAnsi="Gentium" w:cs="Gentium"/>
+          <w:i/>
+          <w:iCs/>
+          <w:color w:val="7030A0"/>
+          <w:sz w:val="28"/>
+          <w:szCs w:val="28"/>
+          <w:lang w:val="en-GB"/>
+        </w:rPr>
+        <w:t xml:space="preserve">τοῦτον δὲ διὰ τὰ προστάγματα τοῦ θεοῦ εἰς Φοινίκην ἐλθόντα κατοικῆσαι, καὶ τροπὰς ἡλίου καὶ σελήνης καὶ τὰ ἄλλα πάντα διδάξαντα τοὺς Φοίνικας εὐαρεστῆσαι τῷ </w:t>
+      </w:r>
+      <w:r>
+        <w:rPr>
+          <w:rFonts w:ascii="Gentium" w:hAnsi="Gentium" w:cs="Gentium"/>
+          <w:i/>
+          <w:iCs/>
+          <w:color w:val="7030A0"/>
+          <w:sz w:val="28"/>
+          <w:szCs w:val="28"/>
+          <w:lang w:val="en-GB"/>
+        </w:rPr>
+        <w:t xml:space="preserve">βασιλεῖ </w:t>
+      </w:r>
+      <w:r>
+        <w:rPr>
+          <w:rFonts w:ascii="Gentium" w:hAnsi="Gentium" w:cs="Gentium"/>
+          <w:i/>
+          <w:iCs/>
+          <w:color w:val="7030A0"/>
+          <w:sz w:val="28"/>
+          <w:szCs w:val="28"/>
+          <w:lang w:val="en-GB"/>
+        </w:rPr>
+        <w:t>αὐτῶν. ὕστερον δὲ Ἀρμενίους ἐπιστρατεῦσαι</w:t>
+      </w:r>
+      <w:r>
+        <w:rPr>
+          <w:rFonts w:ascii="Gentium" w:hAnsi="Gentium" w:cs="Gentium"/>
+          <w:i/>
+          <w:iCs/>
+          <w:color w:val="7030A0"/>
+          <w:sz w:val="28"/>
+          <w:szCs w:val="28"/>
+          <w:lang w:val="en-GB"/>
+        </w:rPr>
+        <w:t xml:space="preserve"> </w:t>
+      </w:r>
+      <w:r>
+        <w:rPr>
+          <w:rFonts w:ascii="Gentium" w:hAnsi="Gentium" w:cs="Gentium"/>
+          <w:i/>
+          <w:iCs/>
+          <w:color w:val="7030A0"/>
+          <w:sz w:val="28"/>
+          <w:szCs w:val="28"/>
+          <w:lang w:val="en-GB"/>
+        </w:rPr>
+        <w:t>τοῖς Φοίνιξι</w:t>
+      </w:r>
+      <w:r>
+        <w:rPr>
+          <w:rFonts w:ascii="Gentium" w:hAnsi="Gentium" w:cs="Gentium"/>
+          <w:i/>
+          <w:iCs/>
+          <w:color w:val="7030A0"/>
+          <w:sz w:val="28"/>
+          <w:szCs w:val="28"/>
+          <w:lang w:val="en-GB"/>
+        </w:rPr>
+        <w:t>·</w:t>
+      </w:r>
+      <w:r>
+        <w:rPr>
+          <w:rFonts w:ascii="Gentium" w:hAnsi="Gentium" w:cs="Gentium"/>
+          <w:i/>
+          <w:iCs/>
+          <w:color w:val="7030A0"/>
+          <w:sz w:val="28"/>
+          <w:szCs w:val="28"/>
+          <w:lang w:val="en-GB"/>
+        </w:rPr>
+        <w:t xml:space="preserve"> νικησάντων δὲ καὶ αἰχμαλωτισαμένων τὸν ἀδελφιδοῦν αὐτοῦ τὸν Ἀβραὰμ μετὰ οἰκετῶν</w:t>
+      </w:r>
+      <w:r>
+        <w:rPr>
+          <w:rFonts w:ascii="Gentium" w:hAnsi="Gentium" w:cs="Gentium"/>
+          <w:i/>
+          <w:iCs/>
+          <w:color w:val="7030A0"/>
+          <w:sz w:val="28"/>
+          <w:szCs w:val="28"/>
+          <w:lang w:val="en-GB"/>
+        </w:rPr>
+        <w:t xml:space="preserve"> </w:t>
+      </w:r>
+      <w:r>
+        <w:rPr>
+          <w:rFonts w:ascii="Gentium" w:hAnsi="Gentium" w:cs="Gentium"/>
+          <w:i/>
+          <w:iCs/>
+          <w:color w:val="7030A0"/>
+          <w:sz w:val="28"/>
+          <w:szCs w:val="28"/>
+          <w:lang w:val="en-GB"/>
+        </w:rPr>
+        <w:t>βοηθήσαντα ἐγκρατῆ γενέσθαι τῶν αἰχμαλωτισαμένων, καὶ τῶν πολεμίων αἰχμαλωτίσαι τέκνα καὶ γυναῖκας.</w:t>
+      </w:r>
+      <w:r>
+        <w:rPr>
+          <w:rFonts w:ascii="Gentium" w:hAnsi="Gentium" w:cs="Gentium"/>
+          <w:i/>
+          <w:iCs/>
+          <w:color w:val="7030A0"/>
+          <w:sz w:val="28"/>
+          <w:szCs w:val="28"/>
+          <w:lang w:val="en-GB"/>
+        </w:rPr>
+        <w:t xml:space="preserve"> </w:t>
+      </w:r>
+      <w:r>
+        <w:rPr>
+          <w:rFonts w:ascii="Gentium" w:hAnsi="Gentium" w:cs="Gentium"/>
+          <w:b/>
+          <w:bCs/>
+          <w:i/>
+          <w:iCs/>
+          <w:color w:val="EE0000"/>
+          <w:sz w:val="28"/>
+          <w:szCs w:val="28"/>
+          <w:vertAlign w:val="superscript"/>
+          <w:lang w:val="en-GB"/>
+        </w:rPr>
+        <w:t>5</w:t>
+      </w:r>
+      <w:r>
+        <w:rPr>
+          <w:rFonts w:ascii="Gentium" w:hAnsi="Gentium" w:cs="Gentium"/>
+          <w:i/>
+          <w:iCs/>
+          <w:color w:val="EE0000"/>
+          <w:sz w:val="28"/>
+          <w:szCs w:val="28"/>
+          <w:lang w:val="en-GB"/>
+        </w:rPr>
+        <w:t> </w:t>
+      </w:r>
+      <w:r>
+        <w:rPr>
+          <w:rFonts w:ascii="Gentium" w:hAnsi="Gentium" w:cs="Gentium"/>
+          <w:i/>
+          <w:iCs/>
+          <w:color w:val="7030A0"/>
+          <w:sz w:val="28"/>
+          <w:szCs w:val="28"/>
+          <w:lang w:val="en-GB"/>
+        </w:rPr>
+        <w:t>πρέσβεων δὲ παραγενομένων πρὸς αὐτὸν</w:t>
+      </w:r>
+      <w:r>
+        <w:rPr>
+          <w:rFonts w:ascii="Gentium" w:hAnsi="Gentium" w:cs="Gentium"/>
+          <w:i/>
+          <w:iCs/>
+          <w:color w:val="7030A0"/>
+          <w:sz w:val="28"/>
+          <w:szCs w:val="28"/>
+          <w:lang w:val="en-GB"/>
+        </w:rPr>
+        <w:t xml:space="preserve"> </w:t>
+      </w:r>
+      <w:r>
+        <w:rPr>
+          <w:rFonts w:ascii="Gentium" w:hAnsi="Gentium" w:cs="Gentium"/>
+          <w:i/>
+          <w:iCs/>
+          <w:color w:val="7030A0"/>
+          <w:sz w:val="28"/>
+          <w:szCs w:val="28"/>
+          <w:lang w:val="en-GB"/>
+        </w:rPr>
+        <w:t xml:space="preserve">ὅπως </w:t>
+      </w:r>
+      <w:r>
+        <w:rPr>
+          <w:rFonts w:ascii="Gentium" w:hAnsi="Gentium" w:cs="Gentium"/>
+          <w:i/>
+          <w:iCs/>
+          <w:color w:val="7030A0"/>
+          <w:sz w:val="28"/>
+          <w:szCs w:val="28"/>
+          <w:lang w:val="en-GB"/>
+        </w:rPr>
+        <w:t>χρήματα λαβὼν ἀπολυτρώσῃ ταῦτα, μὴ προελέσθαι τοῖς δυστυχοῦσιν ἐπεμβαίνειν, ἀλλὰ τὰς τροφὰς λαβόντα τῶν νεανίσκων ἀποδοῦναι τὰ αἰχμάλωτα, ξενισθῆναί τε αὐτὸν ὑπὸ πόλεως ἱερὸν Αργαριξὶν, ὃ εἶναι μεθερμηνευόμενον ὄρος ὑψίστου</w:t>
+      </w:r>
+      <w:r>
+        <w:rPr>
+          <w:rFonts w:ascii="Gentium" w:hAnsi="Gentium" w:cs="Gentium"/>
+          <w:i/>
+          <w:iCs/>
+          <w:color w:val="7030A0"/>
+          <w:sz w:val="28"/>
+          <w:szCs w:val="28"/>
+          <w:lang w:val="en-GB"/>
+        </w:rPr>
+        <w:t xml:space="preserve">· </w:t>
+      </w:r>
+      <w:r>
+        <w:rPr>
+          <w:rFonts w:ascii="Gentium" w:hAnsi="Gentium" w:cs="Gentium"/>
+          <w:b/>
+          <w:bCs/>
+          <w:i/>
+          <w:iCs/>
+          <w:color w:val="EE0000"/>
+          <w:sz w:val="28"/>
+          <w:szCs w:val="28"/>
+          <w:vertAlign w:val="superscript"/>
+          <w:lang w:val="en-GB"/>
+        </w:rPr>
+        <w:t>6</w:t>
+      </w:r>
+      <w:r>
+        <w:rPr>
+          <w:rFonts w:ascii="Gentium" w:hAnsi="Gentium" w:cs="Gentium"/>
+          <w:i/>
+          <w:iCs/>
+          <w:color w:val="EE0000"/>
+          <w:sz w:val="28"/>
+          <w:szCs w:val="28"/>
+          <w:lang w:val="en-GB"/>
+        </w:rPr>
+        <w:t> </w:t>
+      </w:r>
+      <w:r>
+        <w:rPr>
+          <w:rFonts w:ascii="Gentium" w:hAnsi="Gentium" w:cs="Gentium"/>
+          <w:i/>
+          <w:iCs/>
+          <w:color w:val="7030A0"/>
+          <w:sz w:val="28"/>
+          <w:szCs w:val="28"/>
+          <w:lang w:val="en-GB"/>
+        </w:rPr>
+        <w:t>παρὰ</w:t>
+      </w:r>
+      <w:r>
+        <w:rPr>
+          <w:rFonts w:ascii="Gentium" w:hAnsi="Gentium" w:cs="Gentium"/>
+          <w:i/>
+          <w:iCs/>
+          <w:color w:val="7030A0"/>
+          <w:sz w:val="28"/>
+          <w:szCs w:val="28"/>
+          <w:lang w:val="en-GB"/>
+        </w:rPr>
+        <w:t xml:space="preserve"> </w:t>
+      </w:r>
+      <w:r>
+        <w:rPr>
+          <w:rFonts w:ascii="Gentium" w:hAnsi="Gentium" w:cs="Gentium"/>
+          <w:i/>
+          <w:iCs/>
+          <w:color w:val="7030A0"/>
+          <w:sz w:val="28"/>
+          <w:szCs w:val="28"/>
+          <w:lang w:val="en-GB"/>
+        </w:rPr>
+        <w:t xml:space="preserve">δὲ τοῦ Μελχισεδὲκ ἱερέως ὄντος τοῦ θεοῦ καὶ </w:t>
+      </w:r>
+      <w:r>
+        <w:rPr>
+          <w:rFonts w:ascii="Gentium" w:hAnsi="Gentium" w:cs="Gentium"/>
+          <w:i/>
+          <w:iCs/>
+          <w:color w:val="7030A0"/>
+          <w:sz w:val="28"/>
+          <w:szCs w:val="28"/>
+          <w:lang w:val="en-GB"/>
+        </w:rPr>
+        <w:lastRenderedPageBreak/>
+        <w:t>βασιλεύοντος λαβεῖν δῶρα. λιμοῦ δὲ γενομένου τὸν</w:t>
+      </w:r>
+      <w:r>
+        <w:rPr>
+          <w:rFonts w:ascii="Gentium" w:hAnsi="Gentium" w:cs="Gentium"/>
+          <w:i/>
+          <w:iCs/>
+          <w:color w:val="7030A0"/>
+          <w:sz w:val="28"/>
+          <w:szCs w:val="28"/>
+          <w:lang w:val="en-GB"/>
+        </w:rPr>
+        <w:t xml:space="preserve"> </w:t>
+      </w:r>
+      <w:r>
+        <w:rPr>
+          <w:rFonts w:ascii="Gentium" w:hAnsi="Gentium" w:cs="Gentium"/>
+          <w:i/>
+          <w:iCs/>
+          <w:color w:val="7030A0"/>
+          <w:sz w:val="28"/>
+          <w:szCs w:val="28"/>
+          <w:lang w:val="en-GB"/>
+        </w:rPr>
+        <w:t>Ἀβραὰμ ἀπαλλαγῆναι εἰς Αἴγυπτον πανοικίᾳ, κἀκεῖ κατοικεῖν, τήν τε γυναῖκα αὐτοῦ τὸν βασιλέα τῶν Αἰγυπτίων γῆμαι, φάντος αὐτοῦ ἀδελφὴν εἶναι.</w:t>
+      </w:r>
+      <w:r>
+        <w:rPr>
+          <w:rFonts w:ascii="Gentium" w:hAnsi="Gentium" w:cs="Gentium"/>
+          <w:i/>
+          <w:iCs/>
+          <w:color w:val="7030A0"/>
+          <w:sz w:val="28"/>
+          <w:szCs w:val="28"/>
+          <w:lang w:val="en-GB"/>
+        </w:rPr>
+        <w:t xml:space="preserve"> </w:t>
+      </w:r>
+      <w:r>
+        <w:rPr>
+          <w:rFonts w:ascii="Gentium" w:hAnsi="Gentium" w:cs="Gentium"/>
+          <w:b/>
+          <w:bCs/>
+          <w:i/>
+          <w:iCs/>
+          <w:color w:val="EE0000"/>
+          <w:sz w:val="28"/>
+          <w:szCs w:val="28"/>
+          <w:vertAlign w:val="superscript"/>
+          <w:lang w:val="en-GB"/>
+        </w:rPr>
+        <w:t>7</w:t>
+      </w:r>
+      <w:r>
+        <w:rPr>
+          <w:rFonts w:ascii="Gentium" w:hAnsi="Gentium" w:cs="Gentium"/>
+          <w:i/>
+          <w:iCs/>
+          <w:color w:val="EE0000"/>
+          <w:sz w:val="28"/>
+          <w:szCs w:val="28"/>
+          <w:lang w:val="en-GB"/>
+        </w:rPr>
+        <w:t> </w:t>
+      </w:r>
+      <w:r>
+        <w:rPr>
+          <w:rFonts w:ascii="Gentium" w:hAnsi="Gentium" w:cs="Gentium"/>
+          <w:i/>
+          <w:iCs/>
+          <w:color w:val="7030A0"/>
+          <w:sz w:val="28"/>
+          <w:szCs w:val="28"/>
+          <w:lang w:val="en-GB"/>
+        </w:rPr>
+        <w:t>Περισσότερον</w:t>
+      </w:r>
+      <w:r>
+        <w:rPr>
+          <w:rFonts w:ascii="Gentium" w:hAnsi="Gentium" w:cs="Gentium"/>
+          <w:i/>
+          <w:iCs/>
+          <w:color w:val="7030A0"/>
+          <w:sz w:val="28"/>
+          <w:szCs w:val="28"/>
+          <w:lang w:val="en-GB"/>
+        </w:rPr>
+        <w:t xml:space="preserve"> </w:t>
+      </w:r>
+      <w:r>
+        <w:rPr>
+          <w:rFonts w:ascii="Gentium" w:hAnsi="Gentium" w:cs="Gentium"/>
+          <w:i/>
+          <w:iCs/>
+          <w:color w:val="7030A0"/>
+          <w:sz w:val="28"/>
+          <w:szCs w:val="28"/>
+          <w:lang w:val="en-GB"/>
+        </w:rPr>
+        <w:t>δ’ ἱστόρησεν ὅτι οὐκ ἠδύνατο αὐτῇ συγγενέσθαι, καὶ ὅτι συνέβη φθείρεσθαι αὐτοῦ τὸν λαὸν καὶ τὸν οἶκον. μάντεις δὲ αὐτοῦ καλέσαντος τοῦτο</w:t>
+      </w:r>
+      <w:r>
+        <w:rPr>
+          <w:rFonts w:ascii="Gentium" w:hAnsi="Gentium" w:cs="Gentium"/>
+          <w:i/>
+          <w:iCs/>
+          <w:color w:val="7030A0"/>
+          <w:sz w:val="28"/>
+          <w:szCs w:val="28"/>
+          <w:lang w:val="en-GB"/>
+        </w:rPr>
+        <w:t xml:space="preserve"> </w:t>
+      </w:r>
+      <w:r>
+        <w:rPr>
+          <w:rFonts w:ascii="Gentium" w:hAnsi="Gentium" w:cs="Gentium"/>
+          <w:i/>
+          <w:iCs/>
+          <w:color w:val="7030A0"/>
+          <w:sz w:val="28"/>
+          <w:szCs w:val="28"/>
+          <w:lang w:val="en-GB"/>
+        </w:rPr>
+        <w:t>φάναι, μὴ εἶναι χήραν τὴν γυναῖκα</w:t>
+      </w:r>
+      <w:r>
+        <w:rPr>
+          <w:rFonts w:ascii="Gentium" w:hAnsi="Gentium" w:cs="Gentium"/>
+          <w:i/>
+          <w:iCs/>
+          <w:color w:val="7030A0"/>
+          <w:sz w:val="28"/>
+          <w:szCs w:val="28"/>
+          <w:lang w:val="en-GB"/>
+        </w:rPr>
+        <w:t>·</w:t>
+      </w:r>
+      <w:r>
+        <w:rPr>
+          <w:rFonts w:ascii="Gentium" w:hAnsi="Gentium" w:cs="Gentium"/>
+          <w:i/>
+          <w:iCs/>
+          <w:color w:val="7030A0"/>
+          <w:sz w:val="28"/>
+          <w:szCs w:val="28"/>
+          <w:lang w:val="en-GB"/>
+        </w:rPr>
+        <w:t xml:space="preserve"> τὸν δὲ βασιλέα</w:t>
+      </w:r>
+      <w:r>
+        <w:rPr>
+          <w:rFonts w:ascii="Gentium" w:hAnsi="Gentium" w:cs="Gentium"/>
+          <w:i/>
+          <w:iCs/>
+          <w:color w:val="7030A0"/>
+          <w:sz w:val="28"/>
+          <w:szCs w:val="28"/>
+          <w:lang w:val="en-GB"/>
+        </w:rPr>
+        <w:t xml:space="preserve"> </w:t>
+      </w:r>
+      <w:r>
+        <w:rPr>
+          <w:rFonts w:ascii="Gentium" w:hAnsi="Gentium" w:cs="Gentium"/>
+          <w:i/>
+          <w:iCs/>
+          <w:color w:val="7030A0"/>
+          <w:sz w:val="28"/>
+          <w:szCs w:val="28"/>
+          <w:lang w:val="en-GB"/>
+        </w:rPr>
+        <w:t>τῶν Αἰγυπτίων οὕτως ἐπιγνῶναι ὅτι γυνὴ ἦν τοῦ Ἀβραὰμ, καὶ ἀποδοῦναι αὐτὴν τῷ ἀνδρί.</w:t>
+      </w:r>
+      <w:r>
+        <w:rPr>
+          <w:rFonts w:ascii="Gentium" w:hAnsi="Gentium" w:cs="Gentium"/>
+          <w:i/>
+          <w:iCs/>
+          <w:color w:val="7030A0"/>
+          <w:sz w:val="28"/>
+          <w:szCs w:val="28"/>
+          <w:lang w:val="en-GB"/>
+        </w:rPr>
+        <w:t xml:space="preserve"> </w:t>
+      </w:r>
+      <w:r>
+        <w:rPr>
+          <w:rFonts w:ascii="Gentium" w:hAnsi="Gentium" w:cs="Gentium"/>
+          <w:b/>
+          <w:bCs/>
+          <w:i/>
+          <w:iCs/>
+          <w:color w:val="EE0000"/>
+          <w:sz w:val="28"/>
+          <w:szCs w:val="28"/>
+          <w:vertAlign w:val="superscript"/>
+          <w:lang w:val="en-GB"/>
+        </w:rPr>
+        <w:t>8</w:t>
+      </w:r>
+      <w:r>
+        <w:rPr>
+          <w:rFonts w:ascii="Gentium" w:hAnsi="Gentium" w:cs="Gentium"/>
+          <w:i/>
+          <w:iCs/>
+          <w:color w:val="EE0000"/>
+          <w:sz w:val="28"/>
+          <w:szCs w:val="28"/>
+          <w:lang w:val="en-GB"/>
+        </w:rPr>
+        <w:t> </w:t>
+      </w:r>
+      <w:r>
+        <w:rPr>
+          <w:rFonts w:ascii="Gentium" w:hAnsi="Gentium" w:cs="Gentium"/>
+          <w:i/>
+          <w:iCs/>
+          <w:color w:val="7030A0"/>
+          <w:sz w:val="28"/>
+          <w:szCs w:val="28"/>
+          <w:lang w:val="en-GB"/>
+        </w:rPr>
+        <w:t>συζήσαντα δὲ τὸν Ἀβραὰμ ἐν Ἡλιουπόλει τοῖς Αἰγυπτίων ἱερεῦσι πολλὰ μεταδιδάξαι αὐτοὺς, καὶ τὴν ἀστρολογίαν</w:t>
+      </w:r>
+      <w:r>
+        <w:rPr>
+          <w:rFonts w:ascii="Gentium" w:hAnsi="Gentium" w:cs="Gentium"/>
+          <w:i/>
+          <w:iCs/>
+          <w:color w:val="7030A0"/>
+          <w:sz w:val="28"/>
+          <w:szCs w:val="28"/>
+          <w:lang w:val="en-GB"/>
+        </w:rPr>
+        <w:t xml:space="preserve"> </w:t>
+      </w:r>
+      <w:r>
+        <w:rPr>
+          <w:rFonts w:ascii="Gentium" w:hAnsi="Gentium" w:cs="Gentium"/>
+          <w:i/>
+          <w:iCs/>
+          <w:color w:val="7030A0"/>
+          <w:sz w:val="28"/>
+          <w:szCs w:val="28"/>
+          <w:lang w:val="en-GB"/>
+        </w:rPr>
+        <w:t>καὶ τὰ λοιπὰ τοῦτον αὐτοῖς εἰσηγήσασθαι, φάμενον Βαβυλωνίους ταῦτα καὶ αὑτὸν εὑρηκέναι, τὴν δὲ εὕρεσιν αὐτῶν εἰς Ἑνὼχ ἀναπέμπειν, καὶ τοῦτον εὑρηκέναι πρῶτον τὴν ἀστρολογίαν, οὐκ Αἰγυπτίους.</w:t>
+      </w:r>
+      <w:r>
+        <w:rPr>
+          <w:rFonts w:ascii="Gentium" w:hAnsi="Gentium" w:cs="Gentium"/>
+          <w:i/>
+          <w:iCs/>
+          <w:color w:val="7030A0"/>
+          <w:sz w:val="28"/>
+          <w:szCs w:val="28"/>
+          <w:lang w:val="en-GB"/>
+        </w:rPr>
+        <w:t xml:space="preserve"> </w:t>
+      </w:r>
+      <w:r>
+        <w:rPr>
+          <w:rFonts w:ascii="Gentium" w:hAnsi="Gentium" w:cs="Gentium"/>
+          <w:b/>
+          <w:bCs/>
+          <w:i/>
+          <w:iCs/>
+          <w:color w:val="EE0000"/>
+          <w:sz w:val="28"/>
+          <w:szCs w:val="28"/>
+          <w:vertAlign w:val="superscript"/>
+          <w:lang w:val="en-GB"/>
+        </w:rPr>
+        <w:t>9</w:t>
+      </w:r>
+      <w:r>
+        <w:rPr>
+          <w:rFonts w:ascii="Gentium" w:hAnsi="Gentium" w:cs="Gentium"/>
+          <w:i/>
+          <w:iCs/>
+          <w:color w:val="EE0000"/>
+          <w:sz w:val="28"/>
+          <w:szCs w:val="28"/>
+          <w:lang w:val="en-GB"/>
+        </w:rPr>
+        <w:t> </w:t>
+      </w:r>
+      <w:r>
+        <w:rPr>
+          <w:rFonts w:ascii="Gentium" w:hAnsi="Gentium" w:cs="Gentium"/>
+          <w:i/>
+          <w:iCs/>
+          <w:color w:val="7030A0"/>
+          <w:sz w:val="28"/>
+          <w:szCs w:val="28"/>
+          <w:lang w:val="en-GB"/>
+        </w:rPr>
+        <w:t>Βαβυλωνίους γὰρ λέγειν πρῶτον γενέσθαι Βῆλον, ὃν εἶναι Κρόνον</w:t>
+      </w:r>
+      <w:r>
+        <w:rPr>
+          <w:rFonts w:ascii="Gentium" w:hAnsi="Gentium" w:cs="Gentium"/>
+          <w:i/>
+          <w:iCs/>
+          <w:color w:val="7030A0"/>
+          <w:sz w:val="28"/>
+          <w:szCs w:val="28"/>
+          <w:lang w:val="en-GB"/>
+        </w:rPr>
+        <w:t>·</w:t>
+      </w:r>
+      <w:r>
+        <w:rPr>
+          <w:rFonts w:ascii="Gentium" w:hAnsi="Gentium" w:cs="Gentium"/>
+          <w:i/>
+          <w:iCs/>
+          <w:color w:val="7030A0"/>
+          <w:sz w:val="28"/>
+          <w:szCs w:val="28"/>
+          <w:lang w:val="en-GB"/>
+        </w:rPr>
+        <w:t xml:space="preserve"> ἐκ τούτου δὲ γενέσθαι</w:t>
+      </w:r>
+      <w:r>
+        <w:rPr>
+          <w:rFonts w:ascii="Gentium" w:hAnsi="Gentium" w:cs="Gentium"/>
+          <w:i/>
+          <w:iCs/>
+          <w:color w:val="7030A0"/>
+          <w:sz w:val="28"/>
+          <w:szCs w:val="28"/>
+          <w:lang w:val="en-GB"/>
+        </w:rPr>
+        <w:t xml:space="preserve"> </w:t>
+      </w:r>
+      <w:r>
+        <w:rPr>
+          <w:rFonts w:ascii="Gentium" w:hAnsi="Gentium" w:cs="Gentium"/>
+          <w:i/>
+          <w:iCs/>
+          <w:color w:val="7030A0"/>
+          <w:sz w:val="28"/>
+          <w:szCs w:val="28"/>
+          <w:lang w:val="en-GB"/>
+        </w:rPr>
+        <w:t>Βῆλον καὶ Χαναὰν, τοῦτον δὲ τὸν Χαναὰν γεννῆσαι τὸν πατέρα τῶν Φοινίκων, τούτου δὲ Χοὺμ υἱὸν γενέσθαι, ὃν ὑπὸ τῶν Ἑλλήνων λέγεσθαι Ἄσβολον, πατέρα δὲ Αἰθιόπων, ἀδελφὸν δὲ τοῦ Μεστάεὶμ,</w:t>
+      </w:r>
+      <w:r>
+        <w:rPr>
+          <w:rFonts w:ascii="Gentium" w:hAnsi="Gentium" w:cs="Gentium"/>
+          <w:i/>
+          <w:iCs/>
+          <w:color w:val="7030A0"/>
+          <w:sz w:val="28"/>
+          <w:szCs w:val="28"/>
+          <w:lang w:val="en-GB"/>
+        </w:rPr>
+        <w:t xml:space="preserve"> </w:t>
+      </w:r>
+      <w:r>
+        <w:rPr>
+          <w:rFonts w:ascii="Gentium" w:hAnsi="Gentium" w:cs="Gentium"/>
+          <w:i/>
+          <w:iCs/>
+          <w:color w:val="7030A0"/>
+          <w:sz w:val="28"/>
+          <w:szCs w:val="28"/>
+          <w:lang w:val="en-GB"/>
+        </w:rPr>
+        <w:t>στραεὶμ, πατέρα Αἰγυπτίων</w:t>
+      </w:r>
+      <w:r>
+        <w:rPr>
+          <w:rFonts w:ascii="Gentium" w:hAnsi="Gentium" w:cs="Gentium"/>
+          <w:i/>
+          <w:iCs/>
+          <w:color w:val="7030A0"/>
+          <w:sz w:val="28"/>
+          <w:szCs w:val="28"/>
+          <w:lang w:val="en-GB"/>
+        </w:rPr>
+        <w:t>·</w:t>
+      </w:r>
+      <w:r>
+        <w:rPr>
+          <w:rFonts w:ascii="Gentium" w:hAnsi="Gentium" w:cs="Gentium"/>
+          <w:i/>
+          <w:iCs/>
+          <w:color w:val="7030A0"/>
+          <w:sz w:val="28"/>
+          <w:szCs w:val="28"/>
+          <w:lang w:val="en-GB"/>
+        </w:rPr>
+        <w:t xml:space="preserve"> Ἓλληνας δὲ λέγειν τὸν Ἄτλαντα εὑρηκέναι ἀστρολογίαν</w:t>
+      </w:r>
+      <w:r>
+        <w:rPr>
+          <w:rFonts w:ascii="Gentium" w:hAnsi="Gentium" w:cs="Gentium"/>
+          <w:i/>
+          <w:iCs/>
+          <w:color w:val="7030A0"/>
+          <w:sz w:val="28"/>
+          <w:szCs w:val="28"/>
+          <w:lang w:val="en-GB"/>
+        </w:rPr>
+        <w:t>·</w:t>
+      </w:r>
+      <w:r>
+        <w:rPr>
+          <w:rFonts w:ascii="Gentium" w:hAnsi="Gentium" w:cs="Gentium"/>
+          <w:i/>
+          <w:iCs/>
+          <w:color w:val="7030A0"/>
+          <w:sz w:val="28"/>
+          <w:szCs w:val="28"/>
+          <w:lang w:val="en-GB"/>
+        </w:rPr>
+        <w:t xml:space="preserve"> εἶναι δὲ τὸν Ἄτλαντα τὸν αὐτὸν καὶ Ἑνώχ</w:t>
+      </w:r>
+      <w:r>
+        <w:rPr>
+          <w:rFonts w:ascii="Gentium" w:hAnsi="Gentium" w:cs="Gentium"/>
+          <w:i/>
+          <w:iCs/>
+          <w:color w:val="7030A0"/>
+          <w:sz w:val="28"/>
+          <w:szCs w:val="28"/>
+          <w:lang w:val="en-GB"/>
+        </w:rPr>
+        <w:t>·</w:t>
+      </w:r>
+      <w:r>
+        <w:rPr>
+          <w:rFonts w:ascii="Gentium" w:hAnsi="Gentium" w:cs="Gentium"/>
+          <w:i/>
+          <w:iCs/>
+          <w:color w:val="7030A0"/>
+          <w:sz w:val="28"/>
+          <w:szCs w:val="28"/>
+          <w:lang w:val="en-GB"/>
+        </w:rPr>
+        <w:t xml:space="preserve"> τοῦ δὲ Ἑνὼχ γενέσθαι υἱὸν Μαθουσάλαν, ὃν πάντα δι’ ἀγγέλων θεοῦ γνῶναι, καὶ </w:t>
+      </w:r>
+      <w:r>
+        <w:rPr>
+          <w:rFonts w:ascii="Gentium" w:hAnsi="Gentium" w:cs="Gentium"/>
+          <w:i/>
+          <w:iCs/>
+          <w:color w:val="7030A0"/>
+          <w:sz w:val="28"/>
+          <w:szCs w:val="28"/>
+          <w:lang w:val="en-GB"/>
+        </w:rPr>
+        <w:t xml:space="preserve">ἡμᾶς </w:t>
+      </w:r>
+      <w:r>
+        <w:rPr>
+          <w:rFonts w:ascii="Gentium" w:hAnsi="Gentium" w:cs="Gentium"/>
+          <w:i/>
+          <w:iCs/>
+          <w:color w:val="7030A0"/>
+          <w:sz w:val="28"/>
+          <w:szCs w:val="28"/>
+          <w:lang w:val="en-GB"/>
+        </w:rPr>
+        <w:t>οὕτως ἐπιγνῶναι.</w:t>
+      </w:r>
+    </w:p>
+    <w:p>
+      <w:pPr>
+        <w:keepNext/>
+        <w:widowControl w:val="0"/>
+        <w:spacing w:before="240"/>
+        <w:jc w:val="center"/>
+        <w:rPr>
+          <w:rFonts w:ascii="Gentium" w:hAnsi="Gentium" w:cs="Gentium"/>
+          <w:b/>
+          <w:i/>
+          <w:iCs/>
+          <w:color w:val="FF0000"/>
+          <w:sz w:val="28"/>
+          <w:szCs w:val="28"/>
+          <w:vertAlign w:val="superscript"/>
+        </w:rPr>
+        <w:sectPr>
+          <w:type w:val="continuous"/>
+          <w:pgSz w:w="16838" w:h="11906" w:orient="landscape" w:code="9"/>
+          <w:pgMar w:top="1418" w:right="1418" w:bottom="1418" w:left="1418" w:header="709" w:footer="709" w:gutter="0"/>
+          <w:cols w:space="708"/>
+          <w:docGrid w:linePitch="360"/>
+        </w:sectPr>
+      </w:pPr>
+    </w:p>
+    <w:p>
+      <w:pPr>
+        <w:keepNext/>
+        <w:widowControl w:val="0"/>
+        <w:spacing w:before="120"/>
+        <w:jc w:val="center"/>
+        <w:rPr>
+          <w:rFonts w:ascii="Gentium" w:hAnsi="Gentium" w:cs="Gentium"/>
+          <w:b/>
+          <w:bCs/>
+          <w:i/>
+          <w:iCs/>
+          <w:sz w:val="32"/>
+          <w:szCs w:val="32"/>
+          <w:u w:val="single" w:color="00B050"/>
+          <w:lang w:val="en-GB"/>
+        </w:rPr>
+      </w:pPr>
+      <w:r>
+        <w:rPr>
+          <w:rFonts w:ascii="Gentium" w:hAnsi="Gentium" w:cs="Gentium"/>
+          <w:b/>
+          <w:bCs/>
+          <w:i/>
+          <w:iCs/>
+          <w:sz w:val="32"/>
+          <w:szCs w:val="32"/>
+          <w:u w:val="single" w:color="00B050"/>
+          <w:lang w:val="en-GB"/>
+        </w:rPr>
+        <w:t>Spurious Fragment B</w:t>
+      </w:r>
+    </w:p>
+    <w:p>
+      <w:pPr>
+        <w:keepNext/>
+        <w:widowControl w:val="0"/>
+        <w:spacing w:before="120"/>
+        <w:jc w:val="center"/>
+        <w:rPr>
+          <w:rFonts w:ascii="Gentium" w:hAnsi="Gentium" w:cs="Gentium"/>
+          <w:i/>
+          <w:iCs/>
+          <w:sz w:val="26"/>
+          <w:szCs w:val="26"/>
+          <w:u w:color="00B050"/>
+          <w:lang w:val="en-GB"/>
+        </w:rPr>
+      </w:pPr>
+      <w:r>
+        <w:rPr>
+          <w:rFonts w:ascii="Gentium" w:hAnsi="Gentium" w:cs="Gentium"/>
+          <w:i/>
+          <w:iCs/>
+          <w:sz w:val="26"/>
+          <w:szCs w:val="26"/>
+          <w:u w:color="00B050"/>
+        </w:rPr>
+        <w:t>Eusebius, Praep. Evang. 9.18.</w:t>
+      </w:r>
+      <w:r>
+        <w:rPr>
+          <w:rFonts w:ascii="Gentium" w:hAnsi="Gentium" w:cs="Gentium"/>
+          <w:i/>
+          <w:iCs/>
+          <w:sz w:val="26"/>
+          <w:szCs w:val="26"/>
+          <w:u w:color="00B050"/>
+          <w:lang w:val="en-GB"/>
+        </w:rPr>
+        <w:t>2</w:t>
+      </w:r>
+    </w:p>
+    <w:p>
+      <w:pPr>
+        <w:keepNext/>
+        <w:widowControl w:val="0"/>
+        <w:jc w:val="center"/>
+        <w:rPr>
+          <w:rFonts w:ascii="Gentium" w:hAnsi="Gentium" w:cs="Gentium"/>
+          <w:b/>
+          <w:bCs/>
+          <w:i/>
+          <w:iCs/>
+          <w:sz w:val="32"/>
+          <w:szCs w:val="32"/>
+          <w:u w:val="single" w:color="00B050"/>
+        </w:rPr>
+      </w:pPr>
+      <w:r>
+        <w:rPr>
+          <w:rFonts w:ascii="Gentium" w:hAnsi="Gentium" w:cs="Gentium"/>
+          <w:i/>
+          <w:iCs/>
+          <w:color w:val="3A7C22" w:themeColor="accent6" w:themeShade="BF"/>
+          <w:sz w:val="26"/>
+          <w:szCs w:val="26"/>
+          <w:u w:color="00B050"/>
+        </w:rPr>
+        <w:t>[Eusebius: Eusebii Caesariensis Opera, Volume 1-2. Dindorf, Ludwig, editor. Leipzig: Teubner, 1867.]</w:t>
+      </w:r>
+    </w:p>
+    <w:p>
+      <w:pPr>
+        <w:spacing w:before="120"/>
+        <w:jc w:val="both"/>
+        <w:rPr>
+          <w:rFonts w:ascii="Gentium" w:hAnsi="Gentium" w:cs="Gentium"/>
+          <w:i/>
+          <w:iCs/>
+          <w:color w:val="7030A0"/>
+          <w:sz w:val="28"/>
+          <w:szCs w:val="28"/>
+          <w:lang w:val="en-GB"/>
+        </w:rPr>
+      </w:pPr>
+      <w:r>
+        <w:rPr>
+          <w:rFonts w:ascii="Gentium" w:hAnsi="Gentium" w:cs="Gentium"/>
+          <w:b/>
+          <w:bCs/>
+          <w:i/>
+          <w:iCs/>
+          <w:color w:val="EE0000"/>
+          <w:sz w:val="28"/>
+          <w:szCs w:val="28"/>
+          <w:vertAlign w:val="superscript"/>
+          <w:lang w:val="en-GB"/>
+        </w:rPr>
+        <w:t>2</w:t>
+      </w:r>
+      <w:r>
+        <w:rPr>
+          <w:rFonts w:ascii="Gentium" w:hAnsi="Gentium" w:cs="Gentium"/>
+          <w:i/>
+          <w:iCs/>
+          <w:color w:val="EE0000"/>
+          <w:sz w:val="28"/>
+          <w:szCs w:val="28"/>
+          <w:lang w:val="en-GB"/>
+        </w:rPr>
+        <w:t> </w:t>
+      </w:r>
+      <w:r>
+        <w:rPr>
+          <w:rFonts w:ascii="Gentium" w:hAnsi="Gentium" w:cs="Gentium"/>
+          <w:i/>
+          <w:iCs/>
+          <w:color w:val="7030A0"/>
+          <w:sz w:val="28"/>
+          <w:szCs w:val="28"/>
+          <w:lang w:val="en-GB"/>
+        </w:rPr>
+        <w:t>ἐν</w:t>
+      </w:r>
+      <w:r>
+        <w:rPr>
+          <w:rFonts w:ascii="Gentium" w:hAnsi="Gentium" w:cs="Gentium"/>
+          <w:i/>
+          <w:iCs/>
+          <w:color w:val="7030A0"/>
+          <w:sz w:val="28"/>
+          <w:szCs w:val="28"/>
+          <w:lang w:val="en-GB"/>
+        </w:rPr>
+        <w:t xml:space="preserve"> </w:t>
+      </w:r>
+      <w:r>
+        <w:rPr>
+          <w:rFonts w:ascii="Gentium" w:hAnsi="Gentium" w:cs="Gentium"/>
+          <w:i/>
+          <w:iCs/>
+          <w:color w:val="7030A0"/>
+          <w:sz w:val="28"/>
+          <w:szCs w:val="28"/>
+          <w:lang w:val="en-GB"/>
+        </w:rPr>
+        <w:t>δὲ ἀδεσπότοις εὕρομεν τὸν Ἀβραὰμ ἀναφέροντα εἰς τοὺς γίγαντας, τούτους δὲ οἰκοῦντας ἐν τῇ Βαβυλωνίᾳ</w:t>
+      </w:r>
+      <w:r>
+        <w:rPr>
+          <w:rFonts w:ascii="Gentium" w:hAnsi="Gentium" w:cs="Gentium"/>
+          <w:i/>
+          <w:iCs/>
+          <w:color w:val="7030A0"/>
+          <w:sz w:val="28"/>
+          <w:szCs w:val="28"/>
+          <w:lang w:val="en-GB"/>
+        </w:rPr>
+        <w:t xml:space="preserve"> </w:t>
+      </w:r>
+      <w:r>
+        <w:rPr>
+          <w:rFonts w:ascii="Gentium" w:hAnsi="Gentium" w:cs="Gentium"/>
+          <w:i/>
+          <w:iCs/>
+          <w:color w:val="7030A0"/>
+          <w:sz w:val="28"/>
+          <w:szCs w:val="28"/>
+          <w:lang w:val="en-GB"/>
+        </w:rPr>
+        <w:t>διὰ τὴν ἀσέβειαν ὑπὸ τῶν θεῶν ἀναιρεθῆναι, ὧν</w:t>
+      </w:r>
+      <w:r>
+        <w:rPr>
+          <w:rFonts w:ascii="Gentium" w:hAnsi="Gentium" w:cs="Gentium"/>
+          <w:i/>
+          <w:iCs/>
+          <w:color w:val="7030A0"/>
+          <w:sz w:val="28"/>
+          <w:szCs w:val="28"/>
+          <w:lang w:val="en-GB"/>
+        </w:rPr>
+        <w:t xml:space="preserve"> </w:t>
+      </w:r>
+      <w:r>
+        <w:rPr>
+          <w:rFonts w:ascii="Gentium" w:hAnsi="Gentium" w:cs="Gentium"/>
+          <w:i/>
+          <w:iCs/>
+          <w:color w:val="7030A0"/>
+          <w:sz w:val="28"/>
+          <w:szCs w:val="28"/>
+          <w:lang w:val="en-GB"/>
+        </w:rPr>
+        <w:t>ἕνα Βῆλον ἐκφεύγοντα τὸν θάνατον ἐν Βαβυλῶνι κατοικῆσαι, πύργον τε κατασκευάσαντα ἐν αὐτῷ</w:t>
+      </w:r>
+      <w:r>
+        <w:rPr>
+          <w:rFonts w:ascii="Gentium" w:hAnsi="Gentium" w:cs="Gentium"/>
+          <w:i/>
+          <w:iCs/>
+          <w:color w:val="7030A0"/>
+          <w:sz w:val="28"/>
+          <w:szCs w:val="28"/>
+          <w:lang w:val="en-GB"/>
+        </w:rPr>
+        <w:t xml:space="preserve"> </w:t>
+      </w:r>
+      <w:r>
+        <w:rPr>
+          <w:rFonts w:ascii="Gentium" w:hAnsi="Gentium" w:cs="Gentium"/>
+          <w:i/>
+          <w:iCs/>
+          <w:color w:val="7030A0"/>
+          <w:sz w:val="28"/>
+          <w:szCs w:val="28"/>
+          <w:lang w:val="en-GB"/>
+        </w:rPr>
+        <w:t>διαιτᾶσθαι, ὃν δὴ ἀπὸ τοῦ κατασκευάσαντος Βήλου</w:t>
+      </w:r>
+      <w:r>
+        <w:rPr>
+          <w:rFonts w:ascii="Gentium" w:hAnsi="Gentium" w:cs="Gentium"/>
+          <w:i/>
+          <w:iCs/>
+          <w:color w:val="7030A0"/>
+          <w:sz w:val="28"/>
+          <w:szCs w:val="28"/>
+          <w:lang w:val="en-GB"/>
+        </w:rPr>
+        <w:t xml:space="preserve"> </w:t>
+      </w:r>
+      <w:r>
+        <w:rPr>
+          <w:rFonts w:ascii="Gentium" w:hAnsi="Gentium" w:cs="Gentium"/>
+          <w:i/>
+          <w:iCs/>
+          <w:color w:val="7030A0"/>
+          <w:sz w:val="28"/>
+          <w:szCs w:val="28"/>
+          <w:lang w:val="en-GB"/>
+        </w:rPr>
+        <w:t>Βῆλον ὀνομασθῆναι. τὸν δὲ Ἄβραμον τὴν ἀστρολογικὴν ἐπιστήμην παιδευθέντα πρῶτον μὲν ἐλθεῖν εἰς Φοινίκην καὶ τοὺς Φοίνικας ἀστρολογίαν διδάξαι, ὕστερον δὲ εἰς Αἴγυπτον παραγενέσθαι.</w:t>
       </w:r>
     </w:p>
     <w:sectPr>
